--- a/juliano/cronogramas/Cronograma_Informatica_Semana1_IUTECP.docx
+++ b/juliano/cronogramas/Cronograma_Informatica_Semana1_IUTECP.docx
@@ -449,7 +449,7 @@
                 <w:b w:val="0"/>
                 <w:sz w:val="20"/>
               </w:rPr>
-              <w:t>Observación directa y mapeo del ciclo de vida de los documentos: recepción, registro, derivación, firma y archivo físico o digital. Estudio de las hojas de cálculo vigentes utilizadas para el control.</w:t>
+              <w:t>Observación directa y mapeo del ciclo de vida de los documentos: recepción, registro, derivación y firma. Estudio de las hojas de cálculo vigentes utilizadas para el control.</w:t>
             </w:r>
           </w:p>
         </w:tc>
